--- a/docs/JAMIA/submission/cover-letter.docx
+++ b/docs/JAMIA/submission/cover-letter.docx
@@ -33,19 +33,49 @@
         <w:pStyle w:val="BodyText"/>
       </w:pPr>
       <w:r>
-        <w:t xml:space="preserve">We submit for your consideration the enclosed manuscript,</w:t>
+        <w:t>We submit for your consideration the enclosed manuscript,</w:t>
       </w:r>
       <w:r>
         <w:t xml:space="preserve"> </w:t>
       </w:r>
       <w:r>
-        <w:t xml:space="preserve">“Detecting Clinical Data Errors Before the Code Runs: Design and Evaluation of a TypeScript Dataframe Framework,”</w:t>
+        <w:t>“Detecting Clinical Data Errors Before the Code Runs: Design and Evaluation of a TypeScript Data</w:t>
+      </w:r>
+      <w:del w:id="23" w:author="J.T. Menchaca" w:date="2026-05-19T00:05:34Z" w16du:dateUtc="2026-05-19T00:05:34Z">
+        <w:r>
+          <w:rPr/>
+          <w:delText>fr</w:delText>
+        </w:r>
+      </w:del>
+      <w:ins w:id="26" w:author="J.T. Menchaca" w:date="2026-05-19T00:05:34Z" w16du:dateUtc="2026-05-19T00:05:34Z">
+        <w:r>
+          <w:rPr/>
+          <w:t xml:space="preserve"> An</w:t>
+        </w:r>
+      </w:ins>
+      <w:r>
+        <w:t>a</w:t>
+      </w:r>
+      <w:del w:id="24" w:author="J.T. Menchaca" w:date="2026-05-19T00:05:34Z" w16du:dateUtc="2026-05-19T00:05:34Z">
+        <w:r>
+          <w:rPr/>
+          <w:delText>me</w:delText>
+        </w:r>
+      </w:del>
+      <w:ins w:id="27" w:author="J.T. Menchaca" w:date="2026-05-19T00:05:34Z" w16du:dateUtc="2026-05-19T00:05:34Z">
+        <w:r>
+          <w:rPr/>
+          <w:t>lysis</w:t>
+        </w:r>
+      </w:ins>
+      <w:r>
+        <w:t xml:space="preserve"> Framework,”</w:t>
       </w:r>
       <w:r>
         <w:t xml:space="preserve"> </w:t>
       </w:r>
       <w:r>
-        <w:t xml:space="preserve">for publication in the Journal of the American Medical Informatics Association as a Research and Applications article.</w:t>
+        <w:t>for publication in the Journal of the American Medical Informatics Association as a Research and Applications article.</w:t>
       </w:r>
     </w:p>
     <w:bookmarkEnd w:id="9"/>
@@ -59,8 +89,332 @@
       </w:r>
     </w:p>
     <w:p>
-      <w:r>
-        <w:t>This paper presents Tidy-TS, a TypeScript framework for clinical data analysis that catches common data processing errors before the code runs. We evaluated the framework with a comparison suite of 65 intentional error scenarios, with equivalent implementations in Python (pandas) and R (tidyverse). Tidy-TS caught 62 of 65 errors at compile time and the remaining 3 through validation. The detection gap was largest for errors that produce plausible but incorrect output. All 30 of these continued silently in pandas, and 27 of 30 in tidyverse. None continued silently in Tidy-TS. The framework, comparison suite, sample datasets, and all equivalent implementations are publicly available at https://github.com/jtmenchaca/tidy-ts.</w:t>
+      <w:del w:id="25" w:author="J.T. Menchaca" w:date="2026-05-19T00:05:34Z" w16du:dateUtc="2026-05-19T00:05:34Z">
+        <w:r>
+          <w:rPr/>
+          <w:delText>All 30 o</w:delText>
+        </w:r>
+      </w:del>
+      <w:del w:id="26" w:author="J.T. Menchaca" w:date="2026-05-19T00:05:34Z" w16du:dateUtc="2026-05-19T00:05:34Z">
+        <w:r>
+          <w:rPr/>
+          <w:delText>,</w:delText>
+        </w:r>
+      </w:del>
+      <w:del w:id="27" w:author="J.T. Menchaca" w:date="2026-05-19T00:05:34Z" w16du:dateUtc="2026-05-19T00:05:34Z">
+        <w:r>
+          <w:rPr/>
+          <w:delText>7 of 30</w:delText>
+        </w:r>
+      </w:del>
+      <w:r>
+        <w:t>This paper presents Tidy-TS, a TypeScript framework for clinical data analysis that catches common data processing errors before the code runs. We evaluated the framework with a comparison suite of 65</w:t>
+      </w:r>
+      <w:del w:id="49" w:author="J.T. Menchaca" w:date="2026-05-19T16:39:17Z" w16du:dateUtc="2026-05-19T16:39:17Z">
+        <w:r>
+          <w:rPr/>
+          <w:delText xml:space="preserve"> intentional error</w:delText>
+        </w:r>
+      </w:del>
+      <w:del w:id="29" w:author="J.T. Menchaca" w:date="2026-05-19T16:18:30Z" w16du:dateUtc="2026-05-19T16:18:30Z">
+        <w:r>
+          <w:rPr/>
+          <w:delText xml:space="preserve"> detection</w:delText>
+        </w:r>
+      </w:del>
+      <w:del w:id="30" w:author="J.T. Menchaca" w:date="2026-05-19T16:18:30Z" w16du:dateUtc="2026-05-19T16:18:30Z">
+        <w:r>
+          <w:rPr/>
+          <w:delText xml:space="preserve">for errors that produce plausible but </w:delText>
+        </w:r>
+      </w:del>
+      <w:del w:id="31" w:author="J.T. Menchaca" w:date="2026-05-19T16:18:30Z" w16du:dateUtc="2026-05-19T16:18:30Z">
+        <w:r>
+          <w:rPr/>
+          <w:delText xml:space="preserve">correct output. </w:delText>
+        </w:r>
+      </w:del>
+      <w:del w:id="32" w:author="J.T. Menchaca" w:date="2026-05-19T16:18:30Z" w16du:dateUtc="2026-05-19T16:18:30Z">
+        <w:r>
+          <w:rPr/>
+          <w:delText>O</w:delText>
+        </w:r>
+      </w:del>
+      <w:del w:id="33" w:author="J.T. Menchaca" w:date="2026-05-19T16:18:30Z" w16du:dateUtc="2026-05-19T16:18:30Z">
+        <w:r>
+          <w:rPr/>
+          <w:delText>f</w:delText>
+        </w:r>
+      </w:del>
+      <w:del w:id="34" w:author="J.T. Menchaca" w:date="2026-05-19T16:18:30Z" w16du:dateUtc="2026-05-19T16:18:30Z">
+        <w:r>
+          <w:rPr/>
+          <w:delText>29</w:delText>
+        </w:r>
+      </w:del>
+      <w:del w:id="35" w:author="J.T. Menchaca" w:date="2026-05-19T16:18:30Z" w16du:dateUtc="2026-05-19T16:18:30Z">
+        <w:r>
+          <w:rPr/>
+          <w:delText>igh-</w:delText>
+        </w:r>
+      </w:del>
+      <w:del w:id="36" w:author="J.T. Menchaca" w:date="2026-05-19T16:18:30Z" w16du:dateUtc="2026-05-19T16:18:30Z">
+        <w:r>
+          <w:rPr/>
+          <w:delText>se</w:delText>
+        </w:r>
+      </w:del>
+      <w:del w:id="37" w:author="J.T. Menchaca" w:date="2026-05-19T16:18:30Z" w16du:dateUtc="2026-05-19T16:18:30Z">
+        <w:r>
+          <w:rPr/>
+          <w:delText>v</w:delText>
+        </w:r>
+      </w:del>
+      <w:del w:id="38" w:author="J.T. Menchaca" w:date="2026-05-19T16:18:30Z" w16du:dateUtc="2026-05-19T16:18:30Z">
+        <w:r>
+          <w:rPr/>
+          <w:delText>ity</w:delText>
+        </w:r>
+      </w:del>
+      <w:del w:id="39" w:author="J.T. Menchaca" w:date="2026-05-19T16:18:30Z" w16du:dateUtc="2026-05-19T16:18:30Z">
+        <w:r>
+          <w:rPr/>
+          <w:delText xml:space="preserve"> in this group, 28</w:delText>
+        </w:r>
+      </w:del>
+      <w:del w:id="40" w:author="J.T. Menchaca" w:date="2026-05-19T16:18:30Z" w16du:dateUtc="2026-05-19T16:18:30Z">
+        <w:r>
+          <w:rPr/>
+          <w:delText>2</w:delText>
+        </w:r>
+      </w:del>
+      <w:del w:id="41" w:author="J.T. Menchaca" w:date="2026-05-19T16:18:30Z" w16du:dateUtc="2026-05-19T16:18:30Z">
+        <w:r>
+          <w:rPr/>
+          <w:delText>4</w:delText>
+        </w:r>
+      </w:del>
+      <w:del w:id="42" w:author="J.T. Menchaca" w:date="2026-05-19T16:18:30Z" w16du:dateUtc="2026-05-19T16:18:30Z">
+        <w:r>
+          <w:rPr/>
+          <w:delText xml:space="preserve"> from published Stack Overflow and GitHub data analytics code, labeled with Type Mismatch as the root cause</w:delText>
+        </w:r>
+      </w:del>
+      <w:del w:id="43" w:author="J.T. Menchaca" w:date="2026-05-19T16:18:30Z" w16du:dateUtc="2026-05-19T16:18:30Z">
+        <w:r>
+          <w:rPr/>
+          <w:delText>;</w:delText>
+        </w:r>
+      </w:del>
+      <w:del w:id="44" w:author="J.T. Menchaca" w:date="2026-05-19T16:18:30Z" w16du:dateUtc="2026-05-19T16:18:30Z">
+        <w:r>
+          <w:rPr/>
+          <w:delText>of</w:delText>
+        </w:r>
+      </w:del>
+      <w:del w:id="45" w:author="J.T. Menchaca" w:date="2026-05-19T16:18:30Z" w16du:dateUtc="2026-05-19T16:18:30Z">
+        <w:r>
+          <w:rPr/>
+          <w:delText>he</w:delText>
+        </w:r>
+      </w:del>
+      <w:del w:id="46" w:author="J.T. Menchaca" w:date="2026-05-19T16:18:30Z" w16du:dateUtc="2026-05-19T16:18:30Z">
+        <w:r>
+          <w:rPr/>
+          <w:delText>, all 79 were caught by the Tidy-TS compiler</w:delText>
+        </w:r>
+      </w:del>
+      <w:del w:id="47" w:author="J.T. Menchaca" w:date="2026-05-19T16:18:30Z" w16du:dateUtc="2026-05-19T16:18:30Z">
+        <w:r>
+          <w:rPr/>
+          <w:delText>s, and all equivalent implementation</w:delText>
+        </w:r>
+      </w:del>
+      <w:r>
+        <w:t xml:space="preserve"> scenarios, with equivalent implementations in Python (pandas) and R (tidyverse). Tidy-TS caught 62 of 65 errors at compile time and the remaining 3 through validation</w:t>
+      </w:r>
+      <w:ins w:id="28" w:author="J.T. Menchaca" w:date="2026-05-19T00:05:34Z" w16du:dateUtc="2026-05-19T00:05:34Z">
+        <w:r>
+          <w:rPr/>
+          <w:t xml:space="preserve"> when the data was first loaded</w:t>
+        </w:r>
+      </w:ins>
+      <w:r>
+        <w:t xml:space="preserve">. </w:t>
+      </w:r>
+      <w:ins w:id="34" w:author="J.T. Menchaca" w:date="2026-05-19T16:18:30Z" w16du:dateUtc="2026-05-19T16:18:30Z">
+        <w:r>
+          <w:rPr/>
+          <w:t xml:space="preserve">Pandas continued silently on 39 of 65 scenarios and tidyverse on 32. </w:t>
+        </w:r>
+      </w:ins>
+      <w:r>
+        <w:t>The</w:t>
+      </w:r>
+      <w:r>
+        <w:t xml:space="preserve"> gap was largest </w:t>
+      </w:r>
+      <w:r>
+        <w:t>in</w:t>
+      </w:r>
+      <w:r>
+        <w:t xml:space="preserve"> the</w:t>
+      </w:r>
+      <w:ins w:id="30" w:author="J.T. Menchaca" w:date="2026-05-19T00:05:34Z" w16du:dateUtc="2026-05-19T00:05:34Z">
+        <w:r>
+          <w:rPr/>
+          <w:t xml:space="preserve"> </w:t>
+        </w:r>
+      </w:ins>
+      <w:ins w:id="35" w:author="J.T. Menchaca" w:date="2026-05-19T16:18:30Z" w16du:dateUtc="2026-05-19T16:18:30Z">
+        <w:r>
+          <w:rPr/>
+          <w:t>missing</w:t>
+        </w:r>
+      </w:ins>
+      <w:ins w:id="30" w:author="J.T. Menchaca" w:date="2026-05-19T00:05:34Z" w16du:dateUtc="2026-05-19T00:05:34Z">
+        <w:r>
+          <w:rPr/>
+          <w:t xml:space="preserve"> </w:t>
+        </w:r>
+      </w:ins>
+      <w:ins w:id="36" w:author="J.T. Menchaca" w:date="2026-05-19T16:18:30Z" w16du:dateUtc="2026-05-19T16:18:30Z">
+        <w:r>
+          <w:rPr/>
+          <w:t>value category, w</w:t>
+        </w:r>
+      </w:ins>
+      <w:ins w:id="30" w:author="J.T. Menchaca" w:date="2026-05-19T00:05:34Z" w16du:dateUtc="2026-05-19T00:05:34Z">
+        <w:r>
+          <w:rPr/>
+          <w:t>h</w:t>
+        </w:r>
+      </w:ins>
+      <w:ins w:id="31" w:author="J.T. Menchaca" w:date="2026-05-19T00:05:34Z" w16du:dateUtc="2026-05-19T00:05:34Z">
+        <w:r>
+          <w:rPr/>
+          <w:t>er</w:t>
+        </w:r>
+      </w:ins>
+      <w:ins w:id="37" w:author="J.T. Menchaca" w:date="2026-05-19T16:18:30Z" w16du:dateUtc="2026-05-19T16:18:30Z">
+        <w:r>
+          <w:rPr/>
+          <w:t>e all 17</w:t>
+        </w:r>
+      </w:ins>
+      <w:ins w:id="31" w:author="J.T. Menchaca" w:date="2026-05-19T00:05:34Z" w16du:dateUtc="2026-05-19T00:05:34Z">
+        <w:r>
+          <w:rPr/>
+          <w:t xml:space="preserve"> scenarios</w:t>
+        </w:r>
+      </w:ins>
+      <w:r>
+        <w:t xml:space="preserve"> continued silently in pandas</w:t>
+      </w:r>
+      <w:r>
+        <w:t xml:space="preserve"> and </w:t>
+      </w:r>
+      <w:ins w:id="38" w:author="J.T. Menchaca" w:date="2026-05-19T16:18:30Z" w16du:dateUtc="2026-05-19T16:18:30Z">
+        <w:r>
+          <w:rPr/>
+          <w:t>15 of 17</w:t>
+        </w:r>
+      </w:ins>
+      <w:r>
+        <w:t xml:space="preserve"> in tidyverse. None continued silently in Tidy-TS. </w:t>
+      </w:r>
+      <w:ins w:id="33" w:author="J.T. Menchaca" w:date="2026-05-19T00:09:06Z" w16du:dateUtc="2026-05-19T00:09:06Z">
+        <w:r>
+          <w:rPr/>
+          <w:t xml:space="preserve">We also evaluated Tidy-TS against an independent collection of </w:t>
+        </w:r>
+      </w:ins>
+      <w:ins w:id="39" w:author="J.T. Menchaca" w:date="2026-05-19T16:18:30Z" w16du:dateUtc="2026-05-19T16:18:30Z">
+        <w:r>
+          <w:rPr/>
+          <w:t xml:space="preserve">164 published </w:t>
+        </w:r>
+      </w:ins>
+      <w:ins w:id="33" w:author="J.T. Menchaca" w:date="2026-05-19T00:09:06Z" w16du:dateUtc="2026-05-19T00:09:06Z">
+        <w:r>
+          <w:rPr/>
+          <w:t>Python and R bugs</w:t>
+        </w:r>
+      </w:ins>
+      <w:ins w:id="33" w:author="J.T. Menchaca" w:date="2026-05-19T00:09:06Z" w16du:dateUtc="2026-05-19T00:09:06Z">
+        <w:r>
+          <w:rPr/>
+          <w:t xml:space="preserve"> (Ahmed et al., 2023)</w:t>
+        </w:r>
+      </w:ins>
+      <w:ins w:id="40" w:author="J.T. Menchaca" w:date="2026-05-19T16:18:30Z" w16du:dateUtc="2026-05-19T16:18:30Z">
+        <w:r>
+          <w:rPr/>
+          <w:t>.</w:t>
+        </w:r>
+      </w:ins>
+      <w:ins w:id="33" w:author="J.T. Menchaca" w:date="2026-05-19T00:09:06Z" w16du:dateUtc="2026-05-19T00:09:06Z">
+        <w:r>
+          <w:rPr/>
+          <w:t xml:space="preserve"> </w:t>
+        </w:r>
+      </w:ins>
+      <w:ins w:id="41" w:author="J.T. Menchaca" w:date="2026-05-19T16:18:30Z" w16du:dateUtc="2026-05-19T16:18:30Z">
+        <w:r>
+          <w:rPr/>
+          <w:t>Tidy-TS</w:t>
+        </w:r>
+      </w:ins>
+      <w:ins w:id="33" w:author="J.T. Menchaca" w:date="2026-05-19T00:09:06Z" w16du:dateUtc="2026-05-19T00:09:06Z">
+        <w:r>
+          <w:rPr/>
+          <w:t xml:space="preserve"> </w:t>
+        </w:r>
+      </w:ins>
+      <w:ins w:id="42" w:author="J.T. Menchaca" w:date="2026-05-19T16:18:30Z" w16du:dateUtc="2026-05-19T16:18:30Z">
+        <w:r>
+          <w:rPr/>
+          <w:t>caugh</w:t>
+        </w:r>
+      </w:ins>
+      <w:ins w:id="33" w:author="J.T. Menchaca" w:date="2026-05-19T00:09:06Z" w16du:dateUtc="2026-05-19T00:09:06Z">
+        <w:r>
+          <w:rPr/>
+          <w:t>t</w:t>
+        </w:r>
+      </w:ins>
+      <w:ins w:id="43" w:author="J.T. Menchaca" w:date="2026-05-19T16:18:30Z" w16du:dateUtc="2026-05-19T16:18:30Z">
+        <w:r>
+          <w:rPr/>
+          <w:t xml:space="preserve"> all</w:t>
+        </w:r>
+      </w:ins>
+      <w:ins w:id="33" w:author="J.T. Menchaca" w:date="2026-05-19T00:09:06Z" w16du:dateUtc="2026-05-19T00:09:06Z">
+        <w:r>
+          <w:rPr/>
+          <w:t xml:space="preserve"> 79 bugs that met our inclusion rules</w:t>
+        </w:r>
+      </w:ins>
+      <w:ins w:id="33" w:author="J.T. Menchaca" w:date="2026-05-19T00:09:06Z" w16du:dateUtc="2026-05-19T00:09:06Z">
+        <w:r>
+          <w:rPr/>
+          <w:t xml:space="preserve"> before the code ran. </w:t>
+        </w:r>
+      </w:ins>
+      <w:r>
+        <w:t xml:space="preserve">The framework, comparison suite, </w:t>
+      </w:r>
+      <w:ins w:id="44" w:author="J.T. Menchaca" w:date="2026-05-19T16:18:30Z" w16du:dateUtc="2026-05-19T16:18:30Z">
+        <w:r>
+          <w:rPr/>
+          <w:t xml:space="preserve">and </w:t>
+        </w:r>
+      </w:ins>
+      <w:r>
+        <w:t>sample dataset</w:t>
+      </w:r>
+      <w:r>
+        <w:t>s are publicly available at https://github.com/jtmenchaca/tidy-ts.</w:t>
       </w:r>
     </w:p>
     <w:bookmarkEnd w:id="10"/>

--- a/docs/JAMIA/submission/cover-letter.docx
+++ b/docs/JAMIA/submission/cover-letter.docx
@@ -39,7 +39,46 @@
         <w:t xml:space="preserve"> </w:t>
       </w:r>
       <w:r>
-        <w:t>“Detecting Clinical Data Errors Before the Code Runs: Design and Evaluation of a TypeScript Data</w:t>
+        <w:t>“</w:t>
+      </w:r>
+      <w:r>
+        <w:t>Pr</w:t>
+      </w:r>
+      <w:r>
+        <w:t>e</w:t>
+      </w:r>
+      <w:r>
+        <w:t>v</w:t>
+      </w:r>
+      <w:r>
+        <w:t>e</w:t>
+      </w:r>
+      <w:r>
+        <w:t>n</w:t>
+      </w:r>
+      <w:r>
+        <w:t>ting</w:t>
+      </w:r>
+      <w:r>
+        <w:t xml:space="preserve"> Silent Errors in</w:t>
+      </w:r>
+      <w:r>
+        <w:t xml:space="preserve"> Clinical Data </w:t>
+      </w:r>
+      <w:r>
+        <w:t>Analysi</w:t>
+      </w:r>
+      <w:r>
+        <w:t xml:space="preserve">s Before the Code Runs: Design and Evaluation of a </w:t>
+      </w:r>
+      <w:r>
+        <w:t>Nov</w:t>
+      </w:r>
+      <w:r>
+        <w:t>e</w:t>
+      </w:r>
+      <w:r>
+        <w:t>l</w:t>
       </w:r>
       <w:del w:id="23" w:author="J.T. Menchaca" w:date="2026-05-19T00:05:34Z" w16du:dateUtc="2026-05-19T00:05:34Z">
         <w:r>
@@ -47,6 +86,15 @@
           <w:delText>fr</w:delText>
         </w:r>
       </w:del>
+      <w:del w:id="24" w:author="J.T. Menchaca" w:date="2026-05-19T00:05:34Z" w16du:dateUtc="2026-05-19T00:05:34Z">
+        <w:r>
+          <w:rPr/>
+          <w:delText>me</w:delText>
+        </w:r>
+      </w:del>
+      <w:r>
+        <w:t xml:space="preserve"> Data</w:t>
+      </w:r>
       <w:ins w:id="26" w:author="J.T. Menchaca" w:date="2026-05-19T00:05:34Z" w16du:dateUtc="2026-05-19T00:05:34Z">
         <w:r>
           <w:rPr/>
@@ -56,12 +104,6 @@
       <w:r>
         <w:t>a</w:t>
       </w:r>
-      <w:del w:id="24" w:author="J.T. Menchaca" w:date="2026-05-19T00:05:34Z" w16du:dateUtc="2026-05-19T00:05:34Z">
-        <w:r>
-          <w:rPr/>
-          <w:delText>me</w:delText>
-        </w:r>
-      </w:del>
       <w:ins w:id="27" w:author="J.T. Menchaca" w:date="2026-05-19T00:05:34Z" w16du:dateUtc="2026-05-19T00:05:34Z">
         <w:r>
           <w:rPr/>
@@ -89,6 +131,9 @@
       </w:r>
     </w:p>
     <w:p>
+      <w:r>
+        <w:t xml:space="preserve">Errors in clinical data analysis are a well-documented driver of inaccurate research outputs, and many of the most consequential errors are silent — the code runs to completion but the result is wrong. </w:t>
+      </w:r>
       <w:del w:id="25" w:author="J.T. Menchaca" w:date="2026-05-19T00:05:34Z" w16du:dateUtc="2026-05-19T00:05:34Z">
         <w:r>
           <w:rPr/>
@@ -108,7 +153,82 @@
         </w:r>
       </w:del>
       <w:r>
-        <w:t>This paper presents Tidy-TS, a TypeScript framework for clinical data analysis that catches common data processing errors before the code runs. We evaluated the framework with a comparison suite of 65</w:t>
+        <w:t xml:space="preserve">This paper presents Tidy-TS, a </w:t>
+      </w:r>
+      <w:r>
+        <w:t xml:space="preserve">novel </w:t>
+      </w:r>
+      <w:r>
+        <w:t>TypeScript</w:t>
+      </w:r>
+      <w:r>
+        <w:t xml:space="preserve"> data analysis </w:t>
+      </w:r>
+      <w:r>
+        <w:t xml:space="preserve">framework </w:t>
+      </w:r>
+      <w:r>
+        <w:t xml:space="preserve">that </w:t>
+      </w:r>
+      <w:r>
+        <w:t>us</w:t>
+      </w:r>
+      <w:r>
+        <w:t>es com</w:t>
+      </w:r>
+      <w:r>
+        <w:t>pile-ti</w:t>
+      </w:r>
+      <w:r>
+        <w:t>m</w:t>
+      </w:r>
+      <w:r>
+        <w:t>e</w:t>
+      </w:r>
+      <w:r>
+        <w:t xml:space="preserve"> </w:t>
+      </w:r>
+      <w:r>
+        <w:t>t</w:t>
+      </w:r>
+      <w:r>
+        <w:t>ype</w:t>
+      </w:r>
+      <w:r>
+        <w:t xml:space="preserve"> </w:t>
+      </w:r>
+      <w:r>
+        <w:t>c</w:t>
+      </w:r>
+      <w:r>
+        <w:t>h</w:t>
+      </w:r>
+      <w:r>
+        <w:t>e</w:t>
+      </w:r>
+      <w:r>
+        <w:t>ck</w:t>
+      </w:r>
+      <w:r>
+        <w:t>ing</w:t>
+      </w:r>
+      <w:r>
+        <w:t xml:space="preserve"> to detect this class of</w:t>
+      </w:r>
+      <w:r>
+        <w:t xml:space="preserve"> error</w:t>
+      </w:r>
+      <w:r>
+        <w:t xml:space="preserve"> before the code runs. We evaluated </w:t>
+      </w:r>
+      <w:r>
+        <w:t>Tidy-TS</w:t>
+      </w:r>
+      <w:r>
+        <w:t xml:space="preserve"> with a</w:t>
+      </w:r>
+      <w:r>
+        <w:t xml:space="preserve"> reproducible</w:t>
       </w:r>
       <w:del w:id="49" w:author="J.T. Menchaca" w:date="2026-05-19T16:39:17Z" w16du:dateUtc="2026-05-19T16:39:17Z">
         <w:r>
@@ -231,12 +351,52 @@
         </w:r>
       </w:del>
       <w:r>
-        <w:t xml:space="preserve"> scenarios, with equivalent implementations in Python (pandas) and R (tidyverse). Tidy-TS caught 62 of 65 errors at compile time and the remaining 3 through validation</w:t>
+        <w:t xml:space="preserve"> comparison suite of 65</w:t>
+      </w:r>
+      <w:r>
+        <w:t xml:space="preserve"> clinical data error</w:t>
+      </w:r>
+      <w:r>
+        <w:t xml:space="preserve"> scenarios, with equivalent implementations in Python (pandas) and R (tidyverse). Tidy-TS caught 62 of 65 errors at compile time and </w:t>
+      </w:r>
+      <w:r>
+        <w:t xml:space="preserve">halted </w:t>
+      </w:r>
+      <w:r>
+        <w:t xml:space="preserve">the remaining 3 through </w:t>
+      </w:r>
+      <w:r>
+        <w:t xml:space="preserve">data </w:t>
+      </w:r>
+      <w:r>
+        <w:t>validation</w:t>
       </w:r>
       <w:ins w:id="28" w:author="J.T. Menchaca" w:date="2026-05-19T00:05:34Z" w16du:dateUtc="2026-05-19T00:05:34Z">
         <w:r>
           <w:rPr/>
-          <w:t xml:space="preserve"> when the data was first loaded</w:t>
+          <w:t xml:space="preserve"> </w:t>
+        </w:r>
+      </w:ins>
+      <w:ins w:id="28" w:author="J.T. Menchaca" w:date="2026-05-19T00:05:34Z" w16du:dateUtc="2026-05-19T00:05:34Z">
+        <w:r>
+          <w:rPr/>
+          <w:t>a</w:t>
+        </w:r>
+      </w:ins>
+      <w:ins w:id="28" w:author="J.T. Menchaca" w:date="2026-05-19T00:05:34Z" w16du:dateUtc="2026-05-19T00:05:34Z">
+        <w:r>
+          <w:rPr/>
+          <w:t>t load</w:t>
+        </w:r>
+      </w:ins>
+      <w:r>
+        <w:rPr/>
+        <w:t xml:space="preserve"> tim</w:t>
+      </w:r>
+      <w:ins w:id="28" w:author="J.T. Menchaca" w:date="2026-05-19T00:05:34Z" w16du:dateUtc="2026-05-19T00:05:34Z">
+        <w:r>
+          <w:rPr/>
+          <w:t>e</w:t>
         </w:r>
       </w:ins>
       <w:r>
@@ -299,7 +459,17 @@
       <w:ins w:id="37" w:author="J.T. Menchaca" w:date="2026-05-19T16:18:30Z" w16du:dateUtc="2026-05-19T16:18:30Z">
         <w:r>
           <w:rPr/>
-          <w:t>e all 17</w:t>
+          <w:t xml:space="preserve">e </w:t>
+        </w:r>
+      </w:ins>
+      <w:r>
+        <w:rPr/>
+        <w:t xml:space="preserve">pandas allowed </w:t>
+      </w:r>
+      <w:ins w:id="37" w:author="J.T. Menchaca" w:date="2026-05-19T16:18:30Z" w16du:dateUtc="2026-05-19T16:18:30Z">
+        <w:r>
+          <w:rPr/>
+          <w:t>all 17</w:t>
         </w:r>
       </w:ins>
       <w:ins w:id="31" w:author="J.T. Menchaca" w:date="2026-05-19T00:05:34Z" w16du:dateUtc="2026-05-19T00:05:34Z">
@@ -309,10 +479,37 @@
         </w:r>
       </w:ins>
       <w:r>
-        <w:t xml:space="preserve"> continued silently in pandas</w:t>
-      </w:r>
-      <w:r>
-        <w:t xml:space="preserve"> and </w:t>
+        <w:t xml:space="preserve"> </w:t>
+      </w:r>
+      <w:r>
+        <w:t xml:space="preserve">to </w:t>
+      </w:r>
+      <w:r>
+        <w:t>continue</w:t>
+      </w:r>
+      <w:r>
+        <w:t xml:space="preserve"> silently </w:t>
+      </w:r>
+      <w:r>
+        <w:t>and</w:t>
+      </w:r>
+      <w:r>
+        <w:t xml:space="preserve"> tidyver</w:t>
+      </w:r>
+      <w:r>
+        <w:t>s</w:t>
+      </w:r>
+      <w:r>
+        <w:t>e</w:t>
+      </w:r>
+      <w:r>
+        <w:t xml:space="preserve"> a</w:t>
+      </w:r>
+      <w:r>
+        <w:t>llowe</w:t>
+      </w:r>
+      <w:r>
+        <w:t xml:space="preserve">d </w:t>
       </w:r>
       <w:ins w:id="38" w:author="J.T. Menchaca" w:date="2026-05-19T16:18:30Z" w16du:dateUtc="2026-05-19T16:18:30Z">
         <w:r>
@@ -321,29 +518,89 @@
         </w:r>
       </w:ins>
       <w:r>
-        <w:t xml:space="preserve"> in tidyverse. None continued silently in Tidy-TS. </w:t>
+        <w:t>. No</w:t>
+      </w:r>
+      <w:r>
+        <w:t xml:space="preserve"> sce</w:t>
+      </w:r>
+      <w:r>
+        <w:t>n</w:t>
+      </w:r>
+      <w:r>
+        <w:t>ario</w:t>
+      </w:r>
+      <w:r>
+        <w:t xml:space="preserve"> continued silently in Tidy-TS. </w:t>
+      </w:r>
+      <w:r>
+        <w:rPr/>
+        <w:t xml:space="preserve">For </w:t>
       </w:r>
       <w:ins w:id="33" w:author="J.T. Menchaca" w:date="2026-05-19T00:09:06Z" w16du:dateUtc="2026-05-19T00:09:06Z">
         <w:r>
           <w:rPr/>
-          <w:t xml:space="preserve">We also evaluated Tidy-TS against an independent collection of </w:t>
-        </w:r>
-      </w:ins>
-      <w:ins w:id="39" w:author="J.T. Menchaca" w:date="2026-05-19T16:18:30Z" w16du:dateUtc="2026-05-19T16:18:30Z">
-        <w:r>
-          <w:rPr/>
-          <w:t xml:space="preserve">164 published </w:t>
-        </w:r>
-      </w:ins>
+          <w:t>e</w:t>
+        </w:r>
+      </w:ins>
+      <w:r>
+        <w:rPr/>
+        <w:t>xtern</w:t>
+      </w:r>
       <w:ins w:id="33" w:author="J.T. Menchaca" w:date="2026-05-19T00:09:06Z" w16du:dateUtc="2026-05-19T00:09:06Z">
         <w:r>
           <w:rPr/>
-          <w:t>Python and R bugs</w:t>
-        </w:r>
-      </w:ins>
+          <w:t>al</w:t>
+        </w:r>
+      </w:ins>
+      <w:r>
+        <w:rPr/>
+        <w:t xml:space="preserve"> validati</w:t>
+      </w:r>
       <w:ins w:id="33" w:author="J.T. Menchaca" w:date="2026-05-19T00:09:06Z" w16du:dateUtc="2026-05-19T00:09:06Z">
         <w:r>
           <w:rPr/>
+          <w:t>o</w:t>
+        </w:r>
+      </w:ins>
+      <w:r>
+        <w:rPr/>
+        <w:t>n, we</w:t>
+      </w:r>
+      <w:ins w:id="33" w:author="J.T. Menchaca" w:date="2026-05-19T00:09:06Z" w16du:dateUtc="2026-05-19T00:09:06Z">
+        <w:r>
+          <w:rPr/>
+          <w:t xml:space="preserve"> evaluated Tidy-TS against an independent </w:t>
+        </w:r>
+      </w:ins>
+      <w:r>
+        <w:rPr/>
+        <w:t xml:space="preserve">published </w:t>
+      </w:r>
+      <w:ins w:id="33" w:author="J.T. Menchaca" w:date="2026-05-19T00:09:06Z" w16du:dateUtc="2026-05-19T00:09:06Z">
+        <w:r>
+          <w:rPr/>
+          <w:t xml:space="preserve">collection of </w:t>
+        </w:r>
+      </w:ins>
+      <w:ins w:id="33" w:author="J.T. Menchaca" w:date="2026-05-19T00:09:06Z" w16du:dateUtc="2026-05-19T00:09:06Z">
+        <w:r>
+          <w:rPr/>
+          <w:t>Python and R</w:t>
+        </w:r>
+      </w:ins>
+      <w:r>
+        <w:rPr/>
+        <w:t xml:space="preserve"> data analytics</w:t>
+      </w:r>
+      <w:ins w:id="33" w:author="J.T. Menchaca" w:date="2026-05-19T00:09:06Z" w16du:dateUtc="2026-05-19T00:09:06Z">
+        <w:r>
+          <w:rPr/>
+          <w:t xml:space="preserve"> bugs</w:t>
+        </w:r>
+      </w:ins>
+      <w:ins w:id="33" w:author="J.T. Menchaca" w:date="2026-05-19T00:09:06Z" w16du:dateUtc="2026-05-19T00:09:06Z">
+        <w:r>
+          <w:rPr/>
           <w:t xml:space="preserve"> (Ahmed et al., 2023)</w:t>
         </w:r>
       </w:ins>
@@ -359,62 +616,91 @@
           <w:t xml:space="preserve"> </w:t>
         </w:r>
       </w:ins>
-      <w:ins w:id="41" w:author="J.T. Menchaca" w:date="2026-05-19T16:18:30Z" w16du:dateUtc="2026-05-19T16:18:30Z">
-        <w:r>
-          <w:rPr/>
-          <w:t>Tidy-TS</w:t>
+      <w:r>
+        <w:rPr/>
+        <w:t>A</w:t>
+      </w:r>
+      <w:ins w:id="43" w:author="J.T. Menchaca" w:date="2026-05-19T16:18:30Z" w16du:dateUtc="2026-05-19T16:18:30Z">
+        <w:r>
+          <w:rPr/>
+          <w:t>ll</w:t>
         </w:r>
       </w:ins>
       <w:ins w:id="33" w:author="J.T. Menchaca" w:date="2026-05-19T00:09:06Z" w16du:dateUtc="2026-05-19T00:09:06Z">
         <w:r>
           <w:rPr/>
+          <w:t xml:space="preserve"> 79 bugs that met our inclusion rules</w:t>
+        </w:r>
+      </w:ins>
+      <w:ins w:id="33" w:author="J.T. Menchaca" w:date="2026-05-19T00:09:06Z" w16du:dateUtc="2026-05-19T00:09:06Z">
+        <w:r>
+          <w:rPr/>
           <w:t xml:space="preserve"> </w:t>
         </w:r>
       </w:ins>
-      <w:ins w:id="42" w:author="J.T. Menchaca" w:date="2026-05-19T16:18:30Z" w16du:dateUtc="2026-05-19T16:18:30Z">
-        <w:r>
-          <w:rPr/>
-          <w:t>caugh</w:t>
-        </w:r>
-      </w:ins>
+      <w:r>
+        <w:rPr/>
+        <w:t xml:space="preserve">were caught by Tidy-TS </w:t>
+      </w:r>
       <w:ins w:id="33" w:author="J.T. Menchaca" w:date="2026-05-19T00:09:06Z" w16du:dateUtc="2026-05-19T00:09:06Z">
         <w:r>
           <w:rPr/>
-          <w:t>t</w:t>
-        </w:r>
-      </w:ins>
-      <w:ins w:id="43" w:author="J.T. Menchaca" w:date="2026-05-19T16:18:30Z" w16du:dateUtc="2026-05-19T16:18:30Z">
-        <w:r>
-          <w:rPr/>
-          <w:t xml:space="preserve"> all</w:t>
-        </w:r>
-      </w:ins>
+          <w:t>before the code ran</w:t>
+        </w:r>
+      </w:ins>
+      <w:r>
+        <w:rPr/>
+        <w:t>, and 62 of those 79 still reproduce the original silent failure in current versions of the underlying Python and R libraries</w:t>
+      </w:r>
       <w:ins w:id="33" w:author="J.T. Menchaca" w:date="2026-05-19T00:09:06Z" w16du:dateUtc="2026-05-19T00:09:06Z">
         <w:r>
           <w:rPr/>
-          <w:t xml:space="preserve"> 79 bugs that met our inclusion rules</w:t>
-        </w:r>
-      </w:ins>
-      <w:ins w:id="33" w:author="J.T. Menchaca" w:date="2026-05-19T00:09:06Z" w16du:dateUtc="2026-05-19T00:09:06Z">
-        <w:r>
-          <w:rPr/>
-          <w:t xml:space="preserve"> before the code ran. </w:t>
-        </w:r>
-      </w:ins>
-      <w:r>
-        <w:t xml:space="preserve">The framework, comparison suite, </w:t>
+          <w:t xml:space="preserve">. </w:t>
+        </w:r>
+      </w:ins>
+      <w:r>
+        <w:t>The framework,</w:t>
+      </w:r>
+      <w:r>
+        <w:t xml:space="preserve"> the full</w:t>
+      </w:r>
+      <w:r>
+        <w:t xml:space="preserve"> comparison suite, </w:t>
+      </w:r>
+      <w:r>
+        <w:rPr/>
+        <w:t xml:space="preserve">the external bug collection, </w:t>
       </w:r>
       <w:ins w:id="44" w:author="J.T. Menchaca" w:date="2026-05-19T16:18:30Z" w16du:dateUtc="2026-05-19T16:18:30Z">
         <w:r>
           <w:rPr/>
-          <w:t xml:space="preserve">and </w:t>
+          <w:t>and</w:t>
+        </w:r>
+      </w:ins>
+      <w:r>
+        <w:rPr/>
+        <w:t xml:space="preserve"> the</w:t>
+      </w:r>
+      <w:ins w:id="44" w:author="J.T. Menchaca" w:date="2026-05-19T16:18:30Z" w16du:dateUtc="2026-05-19T16:18:30Z">
+        <w:r>
+          <w:rPr/>
+          <w:t xml:space="preserve"> </w:t>
         </w:r>
       </w:ins>
       <w:r>
         <w:t>sample dataset</w:t>
       </w:r>
       <w:r>
-        <w:t>s are publicly available at https://github.com/jtmenchaca/tidy-ts.</w:t>
+        <w:t>s are publicly available at https://github.com/jtmenchaca/tidy-ts</w:t>
+      </w:r>
+      <w:r>
+        <w:t xml:space="preserve"> (release 2</w:t>
+      </w:r>
+      <w:r>
+        <w:t>.</w:t>
+      </w:r>
+      <w:r>
+        <w:t>0.0).</w:t>
       </w:r>
     </w:p>
     <w:bookmarkEnd w:id="10"/>
